--- a/politica-controle-tecnologico/arquivos/Anexo_5_Indicadores_R01.docx
+++ b/politica-controle-tecnologico/arquivos/Anexo_5_Indicadores_R01.docx
@@ -32,7 +32,7 @@
           <w:color w:val="617177"/>
           <w:sz w:val="21"/>
         </w:rPr>
-        <w:t>Código POL-CT-116-A5 · Revisão R01 · 21/10/2026 · Status PR</w:t>
+        <w:t>Código POL-CT-116-A5 · Revisão R01 · 21/10/2026 · Status AP</w:t>
       </w:r>
     </w:p>
     <w:tbl>
@@ -170,7 +170,7 @@
               <w:rPr>
                 <w:sz w:val="19"/>
               </w:rPr>
-              <w:t>PR</w:t>
+              <w:t>AP</w:t>
             </w:r>
           </w:p>
         </w:tc>
@@ -262,7 +262,7 @@
               <w:rPr>
                 <w:sz w:val="19"/>
               </w:rPr>
-              <w:t>Coordenação de Pavimento e Controle Tecnológico</w:t>
+              <w:t>Coordenação de Pavimento e Monitoração</w:t>
             </w:r>
             <w:r>
               <w:br/>
@@ -271,7 +271,7 @@
               <w:rPr>
                 <w:sz w:val="19"/>
               </w:rPr>
-              <w:t>Assinatura/data: [a assinar na emissão]</w:t>
+              <w:t>Assinatura/data: aprovado em 21/10/2026</w:t>
             </w:r>
           </w:p>
         </w:tc>
@@ -296,7 +296,7 @@
               <w:rPr>
                 <w:sz w:val="19"/>
               </w:rPr>
-              <w:t>Assinatura/data: [a assinar na emissão]</w:t>
+              <w:t>Assinatura/data: aprovado em 21/10/2026</w:t>
             </w:r>
           </w:p>
         </w:tc>
@@ -2245,7 +2245,7 @@
         <w:spacing w:after="120"/>
       </w:pPr>
       <w:r>
-        <w:t>Os indicadores são revisados na reunião mensal de análise de resultados, com a Coordenação de Pavimento e Controle Tecnológico, a Fiscalização, o responsável técnico do laboratório contratado e, quando convocada, a EXECUTORA. Meta não atingida por 2 meses seguidos gera plano de ação com responsável e prazo. Os indicadores alimentam a avaliação de desempenho dos fornecedores e a revisão anual desta política.</w:t>
+        <w:t>Os indicadores são revisados na reunião mensal de análise de resultados, com a Coordenação de Pavimento e Monitoração, a Fiscalização, o responsável técnico do laboratório contratado e, quando convocada, a EXECUTORA. Meta não atingida por 2 meses seguidos gera plano de ação com responsável e prazo. Os indicadores alimentam a avaliação de desempenho dos fornecedores e a revisão anual desta política.</w:t>
       </w:r>
     </w:p>
     <w:sectPr>
@@ -2468,7 +2468,7 @@
         <w:noProof/>
       </w:rPr>
       <w:drawing>
-        <wp:inline distT="0" distB="0" distL="0" distR="0" wp14:anchorId="0E532DD2" wp14:editId="28118F8E">
+        <wp:inline distT="0" distB="0" distL="0" distR="0" wp14:anchorId="6B0B2648" wp14:editId="25C88960">
           <wp:extent cx="1872000" cy="501930"/>
           <wp:effectExtent l="0" t="0" r="0" b="0"/>
           <wp:docPr id="1" name="Picture 1"/>
@@ -2680,31 +2680,31 @@
       </w:rPr>
     </w:lvl>
   </w:abstractNum>
-  <w:num w:numId="1" w16cid:durableId="965042458">
+  <w:num w:numId="1" w16cid:durableId="293801009">
     <w:abstractNumId w:val="8"/>
   </w:num>
-  <w:num w:numId="2" w16cid:durableId="1063602625">
+  <w:num w:numId="2" w16cid:durableId="1299652123">
     <w:abstractNumId w:val="6"/>
   </w:num>
-  <w:num w:numId="3" w16cid:durableId="633099884">
+  <w:num w:numId="3" w16cid:durableId="2094470951">
     <w:abstractNumId w:val="5"/>
   </w:num>
-  <w:num w:numId="4" w16cid:durableId="1654334887">
+  <w:num w:numId="4" w16cid:durableId="1527912879">
     <w:abstractNumId w:val="4"/>
   </w:num>
-  <w:num w:numId="5" w16cid:durableId="1882937388">
+  <w:num w:numId="5" w16cid:durableId="1714840700">
     <w:abstractNumId w:val="7"/>
   </w:num>
-  <w:num w:numId="6" w16cid:durableId="672297925">
+  <w:num w:numId="6" w16cid:durableId="910580489">
     <w:abstractNumId w:val="3"/>
   </w:num>
-  <w:num w:numId="7" w16cid:durableId="183369889">
+  <w:num w:numId="7" w16cid:durableId="475686219">
     <w:abstractNumId w:val="2"/>
   </w:num>
-  <w:num w:numId="8" w16cid:durableId="487403993">
+  <w:num w:numId="8" w16cid:durableId="1992365047">
     <w:abstractNumId w:val="1"/>
   </w:num>
-  <w:num w:numId="9" w16cid:durableId="1131629566">
+  <w:num w:numId="9" w16cid:durableId="99643682">
     <w:abstractNumId w:val="0"/>
   </w:num>
 </w:numbering>
